--- a/Literature_Review (2).docx
+++ b/Literature_Review (2).docx
@@ -233,6 +233,7 @@
         </w:rPr>
         <w:t xml:space="preserve"> PhysNet (a 3D CNN), which uses </w:t>
       </w:r>
+      <w:commentRangeStart w:id="0"/>
       <w:r>
         <w:rPr>
           <w:rFonts w:ascii="Times New Roman" w:hAnsi="Times New Roman" w:cs="Times New Roman"/>
@@ -244,7 +245,23 @@
         <w:rPr>
           <w:rFonts w:ascii="Times New Roman" w:hAnsi="Times New Roman" w:cs="Times New Roman"/>
         </w:rPr>
-        <w:t xml:space="preserve"> to make it more efficient [6]. Transformer models like PhysFormer can pick up patterns over longer time periods, and they usually work better when tested on data from different sources [6]. Spiking-PhysFormer lowers energy use by </w:t>
+        <w:t xml:space="preserve"> </w:t>
+      </w:r>
+      <w:commentRangeEnd w:id="0"/>
+      <w:r>
+        <w:rPr>
+          <w:rStyle w:val="CommentReference"/>
+          <w:rFonts w:ascii="Times New Roman" w:hAnsi="Times New Roman" w:cs="Times New Roman"/>
+          <w:sz w:val="24"/>
+          <w:szCs w:val="24"/>
+        </w:rPr>
+        <w:commentReference w:id="0"/>
+      </w:r>
+      <w:r>
+        <w:rPr>
+          <w:rFonts w:ascii="Times New Roman" w:hAnsi="Times New Roman" w:cs="Times New Roman"/>
+        </w:rPr>
+        <w:t xml:space="preserve">to make it more efficient [6]. Transformer models like PhysFormer can pick up patterns over longer time periods, and they usually work better when tested on data from different sources [6]. Spiking-PhysFormer lowers energy use by </w:t>
       </w:r>
       <w:r>
         <w:rPr>
@@ -289,12 +306,23 @@
         </w:rPr>
         <w:t xml:space="preserve"> (</w:t>
       </w:r>
+      <w:commentRangeStart w:id="1"/>
       <w:r>
         <w:rPr>
           <w:rFonts w:ascii="Times New Roman" w:hAnsi="Times New Roman" w:cs="Times New Roman"/>
           <w:highlight w:val="yellow"/>
         </w:rPr>
         <w:t>using neuromorphic</w:t>
+      </w:r>
+      <w:commentRangeEnd w:id="1"/>
+      <w:r>
+        <w:rPr>
+          <w:rStyle w:val="CommentReference"/>
+          <w:rFonts w:ascii="Times New Roman" w:hAnsi="Times New Roman" w:cs="Times New Roman"/>
+          <w:sz w:val="24"/>
+          <w:szCs w:val="24"/>
+        </w:rPr>
+        <w:commentReference w:id="1"/>
       </w:r>
       <w:r>
         <w:rPr>
@@ -2109,33 +2137,21 @@
       <w:r>
         <w:t xml:space="preserve">The first stage focuses on rPPG signal extraction. </w:t>
       </w:r>
-      <w:commentRangeStart w:id="0"/>
+      <w:commentRangeStart w:id="2"/>
       <w:r>
         <w:rPr>
           <w:highlight w:val="yellow"/>
         </w:rPr>
-        <w:t xml:space="preserve">The project implements </w:t>
-      </w:r>
-      <w:r>
-        <w:rPr>
-          <w:highlight w:val="yellow"/>
-        </w:rPr>
-        <w:t>a model</w:t>
-      </w:r>
-      <w:r>
-        <w:rPr>
-          <w:highlight w:val="yellow"/>
-        </w:rPr>
-        <w:t>, a state-of-the-art transformer-based architecture specifically designed for hierarchical temporal periodic feature learning from video</w:t>
-      </w:r>
-      <w:commentRangeEnd w:id="0"/>
+        <w:t>The project implements a model, a state-of-the-art transformer-based architecture specifically designed for hierarchical temporal periodic feature learning from video</w:t>
+      </w:r>
+      <w:commentRangeEnd w:id="2"/>
       <w:r>
         <w:rPr>
           <w:rStyle w:val="CommentReference"/>
           <w:sz w:val="24"/>
           <w:szCs w:val="24"/>
         </w:rPr>
-        <w:commentReference w:id="0"/>
+        <w:commentReference w:id="2"/>
       </w:r>
       <w:r>
         <w:t xml:space="preserve">. This model processes facial videos to automatically extract physiological features including heart rate, heart rate variability, frequency domain characteristics, and pulse morphology. The preprocessing pipeline begins with face detection using </w:t>
@@ -2879,7 +2895,39 @@
 
 <file path=word/comments.xml><?xml version="1.0" encoding="utf-8"?>
 <w:comments xmlns:wpc="http://schemas.microsoft.com/office/word/2010/wordprocessingCanvas" xmlns:cx="http://schemas.microsoft.com/office/drawing/2014/chartex" xmlns:cx1="http://schemas.microsoft.com/office/drawing/2015/9/8/chartex" xmlns:cx2="http://schemas.microsoft.com/office/drawing/2015/10/21/chartex" xmlns:cx3="http://schemas.microsoft.com/office/drawing/2016/5/9/chartex" xmlns:cx4="http://schemas.microsoft.com/office/drawing/2016/5/10/chartex" xmlns:cx5="http://schemas.microsoft.com/office/drawing/2016/5/11/chartex" xmlns:cx6="http://schemas.microsoft.com/office/drawing/2016/5/12/chartex" xmlns:cx7="http://schemas.microsoft.com/office/drawing/2016/5/13/chartex" xmlns:cx8="http://schemas.microsoft.com/office/drawing/2016/5/14/chartex" xmlns:mc="http://schemas.openxmlformats.org/markup-compatibility/2006" xmlns:aink="http://schemas.microsoft.com/office/drawing/2016/ink" xmlns:am3d="http://schemas.microsoft.com/office/drawing/2017/model3d" xmlns:o="urn:schemas-microsoft-com:office:office" xmlns:oel="http://schemas.microsoft.com/office/2019/extlst" xmlns:r="http://schemas.openxmlformats.org/officeDocument/2006/relationships" xmlns:m="http://schemas.openxmlformats.org/officeDocument/2006/math" xmlns:v="urn:schemas-microsoft-com:vml" xmlns:wp14="http://schemas.microsoft.com/office/word/2010/wordprocessingDrawing" xmlns:wp="http://schemas.openxmlformats.org/drawingml/2006/wordprocessingDrawing" xmlns:w10="urn:schemas-microsoft-com:office:word" xmlns:w="http://schemas.openxmlformats.org/wordprocessingml/2006/main" xmlns:w14="http://schemas.microsoft.com/office/word/2010/wordml" xmlns:w15="http://schemas.microsoft.com/office/word/2012/wordml" xmlns:w16cex="http://schemas.microsoft.com/office/word/2018/wordml/cex" xmlns:w16cid="http://schemas.microsoft.com/office/word/2016/wordml/cid" xmlns:w16="http://schemas.microsoft.com/office/word/2018/wordml" xmlns:w16du="http://schemas.microsoft.com/office/word/2023/wordml/word16du" xmlns:w16sdtdh="http://schemas.microsoft.com/office/word/2020/wordml/sdtdatahash" xmlns:w16sdtfl="http://schemas.microsoft.com/office/word/2024/wordml/sdtformatlock" xmlns:w16se="http://schemas.microsoft.com/office/word/2015/wordml/symex" xmlns:wpg="http://schemas.microsoft.com/office/word/2010/wordprocessingGroup" xmlns:wpi="http://schemas.microsoft.com/office/word/2010/wordprocessingInk" xmlns:wne="http://schemas.microsoft.com/office/word/2006/wordml" xmlns:wps="http://schemas.microsoft.com/office/word/2010/wordprocessingShape" mc:Ignorable="w14 w15 w16se w16cid w16 w16cex w16sdtdh w16sdtfl w16du wp14">
-  <w:comment w:id="0" w:author="Khare, Simran Sangram" w:date="2026-06-14T16:03:00Z" w:initials="SK">
+  <w:comment w:id="0" w:author="Khare, Simran Sangram" w:date="2026-06-14T19:22:00Z" w:initials="SK">
+    <w:p>
+      <w:pPr>
+        <w:pStyle w:val="CommentText"/>
+      </w:pPr>
+      <w:r>
+        <w:rPr>
+          <w:rStyle w:val="CommentReference"/>
+        </w:rPr>
+        <w:annotationRef/>
+      </w:r>
+      <w:r>
+        <w:t>Need to explain further</w:t>
+      </w:r>
+    </w:p>
+  </w:comment>
+  <w:comment w:id="1" w:author="Khare, Simran Sangram" w:date="2026-06-14T19:23:00Z" w:initials="SK">
+    <w:p>
+      <w:pPr>
+        <w:pStyle w:val="CommentText"/>
+      </w:pPr>
+      <w:r>
+        <w:rPr>
+          <w:rStyle w:val="CommentReference"/>
+        </w:rPr>
+        <w:annotationRef/>
+      </w:r>
+      <w:r>
+        <w:t>Explain further</w:t>
+      </w:r>
+    </w:p>
+  </w:comment>
+  <w:comment w:id="2" w:author="Khare, Simran Sangram" w:date="2026-06-14T16:03:00Z" w:initials="SK">
     <w:p>
       <w:pPr>
         <w:pStyle w:val="CommentText"/>
@@ -2900,18 +2948,24 @@
 
 <file path=word/commentsExtended.xml><?xml version="1.0" encoding="utf-8"?>
 <w15:commentsEx xmlns:wpc="http://schemas.microsoft.com/office/word/2010/wordprocessingCanvas" xmlns:cx="http://schemas.microsoft.com/office/drawing/2014/chartex" xmlns:cx1="http://schemas.microsoft.com/office/drawing/2015/9/8/chartex" xmlns:cx2="http://schemas.microsoft.com/office/drawing/2015/10/21/chartex" xmlns:cx3="http://schemas.microsoft.com/office/drawing/2016/5/9/chartex" xmlns:cx4="http://schemas.microsoft.com/office/drawing/2016/5/10/chartex" xmlns:cx5="http://schemas.microsoft.com/office/drawing/2016/5/11/chartex" xmlns:cx6="http://schemas.microsoft.com/office/drawing/2016/5/12/chartex" xmlns:cx7="http://schemas.microsoft.com/office/drawing/2016/5/13/chartex" xmlns:cx8="http://schemas.microsoft.com/office/drawing/2016/5/14/chartex" xmlns:mc="http://schemas.openxmlformats.org/markup-compatibility/2006" xmlns:aink="http://schemas.microsoft.com/office/drawing/2016/ink" xmlns:am3d="http://schemas.microsoft.com/office/drawing/2017/model3d" xmlns:o="urn:schemas-microsoft-com:office:office" xmlns:oel="http://schemas.microsoft.com/office/2019/extlst" xmlns:r="http://schemas.openxmlformats.org/officeDocument/2006/relationships" xmlns:m="http://schemas.openxmlformats.org/officeDocument/2006/math" xmlns:v="urn:schemas-microsoft-com:vml" xmlns:wp14="http://schemas.microsoft.com/office/word/2010/wordprocessingDrawing" xmlns:wp="http://schemas.openxmlformats.org/drawingml/2006/wordprocessingDrawing" xmlns:w10="urn:schemas-microsoft-com:office:word" xmlns:w="http://schemas.openxmlformats.org/wordprocessingml/2006/main" xmlns:w14="http://schemas.microsoft.com/office/word/2010/wordml" xmlns:w15="http://schemas.microsoft.com/office/word/2012/wordml" xmlns:w16cex="http://schemas.microsoft.com/office/word/2018/wordml/cex" xmlns:w16cid="http://schemas.microsoft.com/office/word/2016/wordml/cid" xmlns:w16="http://schemas.microsoft.com/office/word/2018/wordml" xmlns:w16du="http://schemas.microsoft.com/office/word/2023/wordml/word16du" xmlns:w16sdtdh="http://schemas.microsoft.com/office/word/2020/wordml/sdtdatahash" xmlns:w16sdtfl="http://schemas.microsoft.com/office/word/2024/wordml/sdtformatlock" xmlns:w16se="http://schemas.microsoft.com/office/word/2015/wordml/symex" xmlns:wpg="http://schemas.microsoft.com/office/word/2010/wordprocessingGroup" xmlns:wpi="http://schemas.microsoft.com/office/word/2010/wordprocessingInk" xmlns:wne="http://schemas.microsoft.com/office/word/2006/wordml" xmlns:wps="http://schemas.microsoft.com/office/word/2010/wordprocessingShape" mc:Ignorable="w14 w15 w16se w16cid w16 w16cex w16sdtdh w16sdtfl w16du wp14">
+  <w15:commentEx w15:paraId="0EA45C96" w15:done="0"/>
+  <w15:commentEx w15:paraId="49010D37" w15:done="0"/>
   <w15:commentEx w15:paraId="6932F4CD" w15:done="0"/>
 </w15:commentsEx>
 </file>
 
 <file path=word/commentsExtensible.xml><?xml version="1.0" encoding="utf-8"?>
 <w16cex:commentsExtensible xmlns:wpc="http://schemas.microsoft.com/office/word/2010/wordprocessingCanvas" xmlns:cx="http://schemas.microsoft.com/office/drawing/2014/chartex" xmlns:cx1="http://schemas.microsoft.com/office/drawing/2015/9/8/chartex" xmlns:cx2="http://schemas.microsoft.com/office/drawing/2015/10/21/chartex" xmlns:cx3="http://schemas.microsoft.com/office/drawing/2016/5/9/chartex" xmlns:cx4="http://schemas.microsoft.com/office/drawing/2016/5/10/chartex" xmlns:cx5="http://schemas.microsoft.com/office/drawing/2016/5/11/chartex" xmlns:cx6="http://schemas.microsoft.com/office/drawing/2016/5/12/chartex" xmlns:cx7="http://schemas.microsoft.com/office/drawing/2016/5/13/chartex" xmlns:cx8="http://schemas.microsoft.com/office/drawing/2016/5/14/chartex" xmlns:cr="http://schemas.microsoft.com/office/comments/2020/reactions" xmlns:mc="http://schemas.openxmlformats.org/markup-compatibility/2006" xmlns:aink="http://schemas.microsoft.com/office/drawing/2016/ink" xmlns:am3d="http://schemas.microsoft.com/office/drawing/2017/model3d" xmlns:o="urn:schemas-microsoft-com:office:office" xmlns:oel="http://schemas.microsoft.com/office/2019/extlst" xmlns:r="http://schemas.openxmlformats.org/officeDocument/2006/relationships" xmlns:m="http://schemas.openxmlformats.org/officeDocument/2006/math" xmlns:v="urn:schemas-microsoft-com:vml" xmlns:wp14="http://schemas.microsoft.com/office/word/2010/wordprocessingDrawing" xmlns:wp="http://schemas.openxmlformats.org/drawingml/2006/wordprocessingDrawing" xmlns:w10="urn:schemas-microsoft-com:office:word" xmlns:w="http://schemas.openxmlformats.org/wordprocessingml/2006/main" xmlns:w14="http://schemas.microsoft.com/office/word/2010/wordml" xmlns:w15="http://schemas.microsoft.com/office/word/2012/wordml" xmlns:w16cex="http://schemas.microsoft.com/office/word/2018/wordml/cex" xmlns:w16cid="http://schemas.microsoft.com/office/word/2016/wordml/cid" xmlns:w16="http://schemas.microsoft.com/office/word/2018/wordml" xmlns:w16du="http://schemas.microsoft.com/office/word/2023/wordml/word16du" xmlns:w16sdtdh="http://schemas.microsoft.com/office/word/2020/wordml/sdtdatahash" xmlns:w16sdtfl="http://schemas.microsoft.com/office/word/2024/wordml/sdtformatlock" xmlns:w16se="http://schemas.microsoft.com/office/word/2015/wordml/symex" xmlns:wpg="http://schemas.microsoft.com/office/word/2010/wordprocessingGroup" xmlns:wpi="http://schemas.microsoft.com/office/word/2010/wordprocessingInk" xmlns:wne="http://schemas.microsoft.com/office/word/2006/wordml" xmlns:wps="http://schemas.microsoft.com/office/word/2010/wordprocessingShape" mc:Ignorable="w14 w15 w16se w16cid w16 w16cex w16sdtdh w16sdtfl cr w16du wp14">
+  <w16cex:commentExtensible w16cex:durableId="0A81BA6E" w16cex:dateUtc="2026-06-14T17:22:00Z"/>
+  <w16cex:commentExtensible w16cex:durableId="3F57349B" w16cex:dateUtc="2026-06-14T17:23:00Z"/>
   <w16cex:commentExtensible w16cex:durableId="226C2580" w16cex:dateUtc="2026-06-14T14:03:00Z"/>
 </w16cex:commentsExtensible>
 </file>
 
 <file path=word/commentsIds.xml><?xml version="1.0" encoding="utf-8"?>
 <w16cid:commentsIds xmlns:wpc="http://schemas.microsoft.com/office/word/2010/wordprocessingCanvas" xmlns:cx="http://schemas.microsoft.com/office/drawing/2014/chartex" xmlns:cx1="http://schemas.microsoft.com/office/drawing/2015/9/8/chartex" xmlns:cx2="http://schemas.microsoft.com/office/drawing/2015/10/21/chartex" xmlns:cx3="http://schemas.microsoft.com/office/drawing/2016/5/9/chartex" xmlns:cx4="http://schemas.microsoft.com/office/drawing/2016/5/10/chartex" xmlns:cx5="http://schemas.microsoft.com/office/drawing/2016/5/11/chartex" xmlns:cx6="http://schemas.microsoft.com/office/drawing/2016/5/12/chartex" xmlns:cx7="http://schemas.microsoft.com/office/drawing/2016/5/13/chartex" xmlns:cx8="http://schemas.microsoft.com/office/drawing/2016/5/14/chartex" xmlns:mc="http://schemas.openxmlformats.org/markup-compatibility/2006" xmlns:aink="http://schemas.microsoft.com/office/drawing/2016/ink" xmlns:am3d="http://schemas.microsoft.com/office/drawing/2017/model3d" xmlns:o="urn:schemas-microsoft-com:office:office" xmlns:oel="http://schemas.microsoft.com/office/2019/extlst" xmlns:r="http://schemas.openxmlformats.org/officeDocument/2006/relationships" xmlns:m="http://schemas.openxmlformats.org/officeDocument/2006/math" xmlns:v="urn:schemas-microsoft-com:vml" xmlns:wp14="http://schemas.microsoft.com/office/word/2010/wordprocessingDrawing" xmlns:wp="http://schemas.openxmlformats.org/drawingml/2006/wordprocessingDrawing" xmlns:w10="urn:schemas-microsoft-com:office:word" xmlns:w="http://schemas.openxmlformats.org/wordprocessingml/2006/main" xmlns:w14="http://schemas.microsoft.com/office/word/2010/wordml" xmlns:w15="http://schemas.microsoft.com/office/word/2012/wordml" xmlns:w16cex="http://schemas.microsoft.com/office/word/2018/wordml/cex" xmlns:w16cid="http://schemas.microsoft.com/office/word/2016/wordml/cid" xmlns:w16="http://schemas.microsoft.com/office/word/2018/wordml" xmlns:w16du="http://schemas.microsoft.com/office/word/2023/wordml/word16du" xmlns:w16sdtdh="http://schemas.microsoft.com/office/word/2020/wordml/sdtdatahash" xmlns:w16sdtfl="http://schemas.microsoft.com/office/word/2024/wordml/sdtformatlock" xmlns:w16se="http://schemas.microsoft.com/office/word/2015/wordml/symex" xmlns:wpg="http://schemas.microsoft.com/office/word/2010/wordprocessingGroup" xmlns:wpi="http://schemas.microsoft.com/office/word/2010/wordprocessingInk" xmlns:wne="http://schemas.microsoft.com/office/word/2006/wordml" xmlns:wps="http://schemas.microsoft.com/office/word/2010/wordprocessingShape" mc:Ignorable="w14 w15 w16se w16cid w16 w16cex w16sdtdh w16sdtfl w16du wp14">
+  <w16cid:commentId w16cid:paraId="0EA45C96" w16cid:durableId="0A81BA6E"/>
+  <w16cid:commentId w16cid:paraId="49010D37" w16cid:durableId="3F57349B"/>
   <w16cid:commentId w16cid:paraId="6932F4CD" w16cid:durableId="226C2580"/>
 </w16cid:commentsIds>
 </file>
